--- a/Patallo_Bermudez_Victor_actividad_3a_B2.docx
+++ b/Patallo_Bermudez_Victor_actividad_3a_B2.docx
@@ -8,15 +8,7 @@
         <w:jc w:val="center"/>
       </w:pPr>
       <w:r>
-        <w:t xml:space="preserve">Documento de evidencias - </w:t>
-      </w:r>
-      <w:proofErr w:type="spellStart"/>
-      <w:r>
-        <w:t>Actividad</w:t>
-      </w:r>
-      <w:proofErr w:type="spellEnd"/>
-      <w:r>
-        <w:t xml:space="preserve"> 3.a B2</w:t>
+        <w:t>Documento de evidencias - Actividad 3.a B2</w:t>
       </w:r>
     </w:p>
     <w:tbl>
@@ -85,28 +77,12 @@
             <w:tcW w:w="4816" w:type="dxa"/>
           </w:tcPr>
           <w:p>
-            <w:proofErr w:type="spellStart"/>
             <w:r>
               <w:rPr>
                 <w:b/>
               </w:rPr>
-              <w:t>Módulo</w:t>
+              <w:t>Módulo / grupo</w:t>
             </w:r>
-            <w:proofErr w:type="spellEnd"/>
-            <w:r>
-              <w:rPr>
-                <w:b/>
-              </w:rPr>
-              <w:t xml:space="preserve"> / </w:t>
-            </w:r>
-            <w:proofErr w:type="spellStart"/>
-            <w:r>
-              <w:rPr>
-                <w:b/>
-              </w:rPr>
-              <w:t>grupo</w:t>
-            </w:r>
-            <w:proofErr w:type="spellEnd"/>
           </w:p>
         </w:tc>
         <w:tc>
@@ -114,13 +90,8 @@
             <w:tcW w:w="4816" w:type="dxa"/>
           </w:tcPr>
           <w:p>
-            <w:proofErr w:type="spellStart"/>
             <w:r>
-              <w:t>Entornos</w:t>
-            </w:r>
-            <w:proofErr w:type="spellEnd"/>
-            <w:r>
-              <w:t xml:space="preserve"> de Desarrollo / DAM1A</w:t>
+              <w:t>Entornos de Desarrollo / DAM1A</w:t>
             </w:r>
           </w:p>
         </w:tc>
@@ -164,129 +135,46 @@
       </w:r>
     </w:p>
     <w:p>
-      <w:proofErr w:type="spellStart"/>
       <w:r>
-        <w:t>E</w:t>
+        <w:t xml:space="preserve">Evidencia del medio por el que se comparte el enlace al REA con </w:t>
       </w:r>
       <w:r>
-        <w:t>videncia</w:t>
+        <w:t xml:space="preserve">los estudiantes </w:t>
       </w:r>
-      <w:proofErr w:type="spellEnd"/>
       <w:r>
-        <w:t xml:space="preserve"> del medio </w:t>
+        <w:t>(Teams, Aula Virtual, correo, etc.).</w:t>
       </w:r>
-      <w:proofErr w:type="spellStart"/>
+    </w:p>
+    <w:p>
       <w:r>
-        <w:t>por</w:t>
+        <w:t>Se comparte el dia</w:t>
       </w:r>
-      <w:proofErr w:type="spellEnd"/>
       <w:r>
-        <w:t xml:space="preserve"> </w:t>
+        <w:rPr>
+          <w:b/>
+          <w:bCs/>
+        </w:rPr>
+        <w:t xml:space="preserve">: </w:t>
       </w:r>
-      <w:proofErr w:type="spellStart"/>
       <w:r>
-        <w:t>el</w:t>
+        <w:rPr>
+          <w:b/>
+          <w:bCs/>
+        </w:rPr>
+        <w:t>26 de Marzo</w:t>
       </w:r>
-      <w:proofErr w:type="spellEnd"/>
       <w:r>
-        <w:t xml:space="preserve"> </w:t>
+        <w:t xml:space="preserve"> a través de</w:t>
       </w:r>
-      <w:proofErr w:type="spellStart"/>
-      <w:r>
-        <w:t>que</w:t>
-      </w:r>
-      <w:proofErr w:type="spellEnd"/>
       <w:r>
         <w:t xml:space="preserve"> </w:t>
       </w:r>
       <w:r>
-        <w:t xml:space="preserve">se </w:t>
-      </w:r>
-      <w:proofErr w:type="spellStart"/>
-      <w:r>
-        <w:t>compar</w:t>
-      </w:r>
-      <w:r>
-        <w:t>te</w:t>
-      </w:r>
-      <w:proofErr w:type="spellEnd"/>
-      <w:r>
-        <w:t xml:space="preserve"> </w:t>
-      </w:r>
-      <w:proofErr w:type="spellStart"/>
-      <w:r>
-        <w:t>el</w:t>
-      </w:r>
-      <w:proofErr w:type="spellEnd"/>
-      <w:r>
-        <w:t xml:space="preserve"> enlace al REA con </w:t>
-      </w:r>
-      <w:proofErr w:type="spellStart"/>
-      <w:r>
-        <w:t>los</w:t>
-      </w:r>
-      <w:proofErr w:type="spellEnd"/>
-      <w:r>
-        <w:t xml:space="preserve"> </w:t>
-      </w:r>
-      <w:proofErr w:type="spellStart"/>
-      <w:r>
-        <w:t>estudiantes</w:t>
-      </w:r>
-      <w:proofErr w:type="spellEnd"/>
-      <w:r>
-        <w:t xml:space="preserve"> </w:t>
-      </w:r>
-      <w:r>
-        <w:t xml:space="preserve">(Teams, Aula Virtual, </w:t>
-      </w:r>
-      <w:proofErr w:type="spellStart"/>
-      <w:r>
-        <w:t>correo</w:t>
-      </w:r>
-      <w:proofErr w:type="spellEnd"/>
-      <w:r>
-        <w:t>, etc.).</w:t>
-      </w:r>
-    </w:p>
-    <w:p>
-      <w:r>
-        <w:t xml:space="preserve">Se </w:t>
-      </w:r>
-      <w:proofErr w:type="spellStart"/>
-      <w:r>
-        <w:t>comparte</w:t>
-      </w:r>
-      <w:proofErr w:type="spellEnd"/>
-      <w:r>
-        <w:t xml:space="preserve"> </w:t>
-      </w:r>
-      <w:proofErr w:type="spellStart"/>
-      <w:r>
-        <w:t>el</w:t>
-      </w:r>
-      <w:proofErr w:type="spellEnd"/>
-      <w:r>
-        <w:t xml:space="preserve"> </w:t>
-      </w:r>
-      <w:proofErr w:type="spellStart"/>
-      <w:r>
-        <w:t>dia</w:t>
-      </w:r>
-      <w:proofErr w:type="spellEnd"/>
-      <w:r>
-        <w:t>: …</w:t>
-      </w:r>
-      <w:r>
-        <w:t xml:space="preserve"> a </w:t>
-      </w:r>
-      <w:proofErr w:type="spellStart"/>
-      <w:r>
-        <w:t>través</w:t>
-      </w:r>
-      <w:proofErr w:type="spellEnd"/>
-      <w:r>
-        <w:t xml:space="preserve"> de ….</w:t>
+        <w:rPr>
+          <w:b/>
+          <w:bCs/>
+        </w:rPr>
+        <w:t>Teams</w:t>
       </w:r>
     </w:p>
     <w:p/>
@@ -297,7 +185,7 @@
         <w:tblLook w:val="04A0" w:firstRow="1" w:lastRow="0" w:firstColumn="1" w:lastColumn="0" w:noHBand="0" w:noVBand="1"/>
       </w:tblPr>
       <w:tblGrid>
-        <w:gridCol w:w="9632"/>
+        <w:gridCol w:w="9848"/>
       </w:tblGrid>
       <w:tr>
         <w:tc>
@@ -310,10 +198,43 @@
             </w:pPr>
             <w:r>
               <w:rPr>
-                <w:b/>
-                <w:color w:val="6E6E6E"/>
+                <w:noProof/>
               </w:rPr>
-              <w:t>ESPACIO PARA INSERTAR EVIDENCIAS / CAPTURAS / ENLACES</w:t>
+              <w:drawing>
+                <wp:inline distT="0" distB="0" distL="0" distR="0" wp14:anchorId="08285EB8" wp14:editId="0FC67EAE">
+                  <wp:extent cx="6116320" cy="3439160"/>
+                  <wp:effectExtent l="0" t="0" r="0" b="8890"/>
+                  <wp:docPr id="68109644" name="Imagen 1"/>
+                  <wp:cNvGraphicFramePr>
+                    <a:graphicFrameLocks xmlns:a="http://schemas.openxmlformats.org/drawingml/2006/main" noChangeAspect="1"/>
+                  </wp:cNvGraphicFramePr>
+                  <a:graphic xmlns:a="http://schemas.openxmlformats.org/drawingml/2006/main">
+                    <a:graphicData uri="http://schemas.openxmlformats.org/drawingml/2006/picture">
+                      <pic:pic xmlns:pic="http://schemas.openxmlformats.org/drawingml/2006/picture">
+                        <pic:nvPicPr>
+                          <pic:cNvPr id="68109644" name=""/>
+                          <pic:cNvPicPr/>
+                        </pic:nvPicPr>
+                        <pic:blipFill>
+                          <a:blip r:embed="rId6"/>
+                          <a:stretch>
+                            <a:fillRect/>
+                          </a:stretch>
+                        </pic:blipFill>
+                        <pic:spPr>
+                          <a:xfrm>
+                            <a:off x="0" y="0"/>
+                            <a:ext cx="6116320" cy="3439160"/>
+                          </a:xfrm>
+                          <a:prstGeom prst="rect">
+                            <a:avLst/>
+                          </a:prstGeom>
+                        </pic:spPr>
+                      </pic:pic>
+                    </a:graphicData>
+                  </a:graphic>
+                </wp:inline>
+              </w:drawing>
             </w:r>
           </w:p>
         </w:tc>
@@ -335,61 +256,11 @@
       <w:r>
         <w:t xml:space="preserve">Pega aquí las instrucciones proporcionadas al alumnado. </w:t>
       </w:r>
-      <w:proofErr w:type="spellStart"/>
       <w:r>
         <w:t>Dejando</w:t>
       </w:r>
-      <w:proofErr w:type="spellEnd"/>
       <w:r>
-        <w:t xml:space="preserve"> claro </w:t>
-      </w:r>
-      <w:proofErr w:type="spellStart"/>
-      <w:r>
-        <w:t>el</w:t>
-      </w:r>
-      <w:proofErr w:type="spellEnd"/>
-      <w:r>
-        <w:t xml:space="preserve"> </w:t>
-      </w:r>
-      <w:proofErr w:type="spellStart"/>
-      <w:r>
-        <w:t>tema</w:t>
-      </w:r>
-      <w:proofErr w:type="spellEnd"/>
-      <w:r>
-        <w:t xml:space="preserve"> de la infografía, el requisito de que sea interactiva y los datos </w:t>
-      </w:r>
-      <w:proofErr w:type="spellStart"/>
-      <w:r>
-        <w:t>obligatorios</w:t>
-      </w:r>
-      <w:proofErr w:type="spellEnd"/>
-      <w:r>
-        <w:t xml:space="preserve"> </w:t>
-      </w:r>
-      <w:proofErr w:type="spellStart"/>
-      <w:r>
-        <w:t>que</w:t>
-      </w:r>
-      <w:proofErr w:type="spellEnd"/>
-      <w:r>
-        <w:t xml:space="preserve"> </w:t>
-      </w:r>
-      <w:proofErr w:type="spellStart"/>
-      <w:r>
-        <w:t>debe</w:t>
-      </w:r>
-      <w:proofErr w:type="spellEnd"/>
-      <w:r>
-        <w:t xml:space="preserve"> </w:t>
-      </w:r>
-      <w:proofErr w:type="spellStart"/>
-      <w:r>
-        <w:t>incluir</w:t>
-      </w:r>
-      <w:proofErr w:type="spellEnd"/>
-      <w:r>
-        <w:t>.</w:t>
+        <w:t xml:space="preserve"> claro el tema de la infografía, el requisito de que sea interactiva y los datos obligatorios que debe incluir.</w:t>
       </w:r>
     </w:p>
     <w:tbl>
@@ -410,12 +281,12 @@
             <w:pPr>
               <w:jc w:val="center"/>
             </w:pPr>
-            <w:hyperlink r:id="rId6" w:history="1">
+            <w:hyperlink r:id="rId7" w:history="1">
               <w:r>
                 <w:rPr>
                   <w:rStyle w:val="Hipervnculo"/>
                 </w:rPr>
-                <w:t>https://vpbeducastur.github.io/CDD-ENDES/html/sesion-5-documentacion-e-infografia-interactiva.html</w:t>
+                <w:t>https://vpbeducastur.github.io/CDD-ENDES/html/sesion-3-infografia-interactiva.html</w:t>
               </w:r>
             </w:hyperlink>
           </w:p>
@@ -427,11 +298,12 @@
               <w:rPr>
                 <w:noProof/>
               </w:rPr>
+              <w:lastRenderedPageBreak/>
               <w:drawing>
-                <wp:inline distT="0" distB="0" distL="0" distR="0" wp14:anchorId="1010F2FB" wp14:editId="75462FCB">
-                  <wp:extent cx="6116320" cy="3433445"/>
-                  <wp:effectExtent l="0" t="0" r="0" b="0"/>
-                  <wp:docPr id="1040735716" name="Imagen 1"/>
+                <wp:inline distT="0" distB="0" distL="0" distR="0" wp14:anchorId="2C2F7192" wp14:editId="3324BB24">
+                  <wp:extent cx="6116320" cy="2944495"/>
+                  <wp:effectExtent l="0" t="0" r="0" b="8255"/>
+                  <wp:docPr id="1556240561" name="Imagen 1"/>
                   <wp:cNvGraphicFramePr>
                     <a:graphicFrameLocks xmlns:a="http://schemas.openxmlformats.org/drawingml/2006/main" noChangeAspect="1"/>
                   </wp:cNvGraphicFramePr>
@@ -439,11 +311,11 @@
                     <a:graphicData uri="http://schemas.openxmlformats.org/drawingml/2006/picture">
                       <pic:pic xmlns:pic="http://schemas.openxmlformats.org/drawingml/2006/picture">
                         <pic:nvPicPr>
-                          <pic:cNvPr id="1040735716" name=""/>
+                          <pic:cNvPr id="1556240561" name=""/>
                           <pic:cNvPicPr/>
                         </pic:nvPicPr>
                         <pic:blipFill>
-                          <a:blip r:embed="rId7"/>
+                          <a:blip r:embed="rId8"/>
                           <a:stretch>
                             <a:fillRect/>
                           </a:stretch>
@@ -451,7 +323,7 @@
                         <pic:spPr>
                           <a:xfrm>
                             <a:off x="0" y="0"/>
-                            <a:ext cx="6116320" cy="3433445"/>
+                            <a:ext cx="6116320" cy="2944495"/>
                           </a:xfrm>
                           <a:prstGeom prst="rect">
                             <a:avLst/>
@@ -481,32 +353,12 @@
         <w:rPr>
           <w:b w:val="0"/>
         </w:rPr>
-        <w:lastRenderedPageBreak/>
         <w:t>3. Evidencias de aula del proceso</w:t>
       </w:r>
     </w:p>
     <w:p>
       <w:r>
-        <w:t>D</w:t>
-      </w:r>
-      <w:r>
-        <w:t xml:space="preserve">os </w:t>
-      </w:r>
-      <w:proofErr w:type="spellStart"/>
-      <w:r>
-        <w:t>evidencias</w:t>
-      </w:r>
-      <w:proofErr w:type="spellEnd"/>
-      <w:r>
-        <w:t xml:space="preserve"> del </w:t>
-      </w:r>
-      <w:proofErr w:type="spellStart"/>
-      <w:r>
-        <w:t>proceso</w:t>
-      </w:r>
-      <w:proofErr w:type="spellEnd"/>
-      <w:r>
-        <w:t xml:space="preserve"> de elaboración de la infografía por parte del alumnado.</w:t>
+        <w:t>Dos evidencias del proceso de elaboración de la infografía por parte del alumnado.</w:t>
       </w:r>
     </w:p>
     <w:p>
@@ -569,39 +421,15 @@
     </w:p>
     <w:p>
       <w:r>
-        <w:t>E</w:t>
-      </w:r>
-      <w:r>
-        <w:t xml:space="preserve">nlace a </w:t>
-      </w:r>
-      <w:proofErr w:type="spellStart"/>
-      <w:r>
-        <w:t>una</w:t>
-      </w:r>
-      <w:proofErr w:type="spellEnd"/>
-      <w:r>
-        <w:t xml:space="preserve"> de las infografías del alumnado.</w:t>
+        <w:t>Enlace a una de las infografías del alumnado.</w:t>
       </w:r>
     </w:p>
     <w:p>
       <w:pPr>
         <w:pStyle w:val="Listaconvietas"/>
       </w:pPr>
-      <w:proofErr w:type="spellStart"/>
       <w:r>
-        <w:t>Iniciales</w:t>
-      </w:r>
-      <w:proofErr w:type="spellEnd"/>
-      <w:r>
-        <w:t xml:space="preserve"> del </w:t>
-      </w:r>
-      <w:proofErr w:type="spellStart"/>
-      <w:r>
-        <w:t>alumno</w:t>
-      </w:r>
-      <w:proofErr w:type="spellEnd"/>
-      <w:r>
-        <w:t xml:space="preserve"> o alumna</w:t>
+        <w:t>Iniciales del alumno o alumna</w:t>
       </w:r>
       <w:r>
         <w:t>:</w:t>
@@ -623,13 +451,8 @@
         <w:pStyle w:val="Listaconvietas"/>
       </w:pPr>
       <w:r>
-        <w:t xml:space="preserve">Centro </w:t>
+        <w:t>Centro educativo</w:t>
       </w:r>
-      <w:proofErr w:type="spellStart"/>
-      <w:r>
-        <w:t>educativo</w:t>
-      </w:r>
-      <w:proofErr w:type="spellEnd"/>
       <w:r>
         <w:t>: IES Monte Naranco</w:t>
       </w:r>
@@ -647,29 +470,8 @@
         <w:pStyle w:val="Listaconvietas"/>
       </w:pPr>
       <w:r>
-        <w:t xml:space="preserve">Indicación de que contiene al </w:t>
+        <w:t>Indicación de que contiene al menos un elemento interactivo</w:t>
       </w:r>
-      <w:proofErr w:type="spellStart"/>
-      <w:r>
-        <w:t>menos</w:t>
-      </w:r>
-      <w:proofErr w:type="spellEnd"/>
-      <w:r>
-        <w:t xml:space="preserve"> un </w:t>
-      </w:r>
-      <w:proofErr w:type="spellStart"/>
-      <w:r>
-        <w:t>elemento</w:t>
-      </w:r>
-      <w:proofErr w:type="spellEnd"/>
-      <w:r>
-        <w:t xml:space="preserve"> </w:t>
-      </w:r>
-      <w:proofErr w:type="spellStart"/>
-      <w:r>
-        <w:t>interactivo</w:t>
-      </w:r>
-      <w:proofErr w:type="spellEnd"/>
     </w:p>
     <w:tbl>
       <w:tblPr>
@@ -714,82 +516,13 @@
     </w:p>
     <w:p>
       <w:r>
-        <w:t xml:space="preserve">A </w:t>
-      </w:r>
-      <w:proofErr w:type="spellStart"/>
-      <w:r>
-        <w:t>continuación</w:t>
-      </w:r>
-      <w:proofErr w:type="spellEnd"/>
-      <w:r>
-        <w:t>, se i</w:t>
-      </w:r>
-      <w:r>
-        <w:t xml:space="preserve">ndica </w:t>
-      </w:r>
-      <w:proofErr w:type="spellStart"/>
-      <w:r>
-        <w:t>aquí</w:t>
-      </w:r>
-      <w:proofErr w:type="spellEnd"/>
-      <w:r>
-        <w:t xml:space="preserve"> </w:t>
-      </w:r>
-      <w:proofErr w:type="spellStart"/>
-      <w:r>
-        <w:t>el</w:t>
-      </w:r>
-      <w:proofErr w:type="spellEnd"/>
-      <w:r>
-        <w:t xml:space="preserve"> </w:t>
-      </w:r>
-      <w:proofErr w:type="spellStart"/>
-      <w:r>
-        <w:t>instrumento</w:t>
-      </w:r>
-      <w:proofErr w:type="spellEnd"/>
-      <w:r>
-        <w:t xml:space="preserve"> de </w:t>
-      </w:r>
-      <w:proofErr w:type="spellStart"/>
-      <w:r>
-        <w:t>evaluación</w:t>
-      </w:r>
-      <w:proofErr w:type="spellEnd"/>
-      <w:r>
-        <w:t xml:space="preserve"> empleado para valorar la infografía.</w:t>
+        <w:t>A continuación, se indica aquí el instrumento de evaluación empleado para valorar la infografía.</w:t>
       </w:r>
     </w:p>
     <w:p>
       <w:r>
-        <w:t>E</w:t>
-      </w:r>
-      <w:r>
-        <w:t xml:space="preserve">scala de </w:t>
-      </w:r>
-      <w:proofErr w:type="spellStart"/>
-      <w:r>
-        <w:t>valoración</w:t>
-      </w:r>
-      <w:proofErr w:type="spellEnd"/>
-      <w:r>
-        <w:t xml:space="preserve"> </w:t>
-      </w:r>
-      <w:proofErr w:type="spellStart"/>
-      <w:r>
-        <w:t>basada</w:t>
-      </w:r>
-      <w:proofErr w:type="spellEnd"/>
-      <w:r>
-        <w:t xml:space="preserve"> </w:t>
-      </w:r>
-      <w:proofErr w:type="spellStart"/>
-      <w:r>
-        <w:t>en</w:t>
-      </w:r>
-      <w:proofErr w:type="spellEnd"/>
-      <w:r>
-        <w:t xml:space="preserve"> CE4.a, CE4.c, CE4.d y CE4.f.</w:t>
+        <w:lastRenderedPageBreak/>
+        <w:t>Escala de valoración basada en CE4.a, CE4.c, CE4.d y CE4.f.</w:t>
       </w:r>
     </w:p>
     <w:tbl>
@@ -810,24 +543,24 @@
             <w:pPr>
               <w:jc w:val="center"/>
             </w:pPr>
-            <w:hyperlink r:id="rId8" w:history="1">
+            <w:hyperlink r:id="rId9" w:history="1">
               <w:r>
                 <w:rPr>
                   <w:rStyle w:val="Hipervnculo"/>
                 </w:rPr>
-                <w:t>https://vpbeducastur.github.io/CDD-ENDES/html/ev</w:t>
+                <w:t>https://vpbeducastur.github.io/CDD-ENDES/h</w:t>
               </w:r>
               <w:r>
                 <w:rPr>
                   <w:rStyle w:val="Hipervnculo"/>
                 </w:rPr>
-                <w:t>a</w:t>
+                <w:t>t</w:t>
               </w:r>
               <w:r>
                 <w:rPr>
                   <w:rStyle w:val="Hipervnculo"/>
                 </w:rPr>
-                <w:t>luacion.html</w:t>
+                <w:t>ml/evaluacion.html</w:t>
               </w:r>
             </w:hyperlink>
           </w:p>
@@ -839,12 +572,11 @@
               <w:rPr>
                 <w:noProof/>
               </w:rPr>
-              <w:lastRenderedPageBreak/>
               <w:drawing>
-                <wp:inline distT="0" distB="0" distL="0" distR="0" wp14:anchorId="62D3FEA0" wp14:editId="79DC1A4C">
-                  <wp:extent cx="6116320" cy="3399155"/>
-                  <wp:effectExtent l="0" t="0" r="0" b="0"/>
-                  <wp:docPr id="1880502254" name="Imagen 1"/>
+                <wp:inline distT="0" distB="0" distL="0" distR="0" wp14:anchorId="4A7A1FD4" wp14:editId="4A23D471">
+                  <wp:extent cx="6116320" cy="2985135"/>
+                  <wp:effectExtent l="0" t="0" r="0" b="5715"/>
+                  <wp:docPr id="1790022861" name="Imagen 1"/>
                   <wp:cNvGraphicFramePr>
                     <a:graphicFrameLocks xmlns:a="http://schemas.openxmlformats.org/drawingml/2006/main" noChangeAspect="1"/>
                   </wp:cNvGraphicFramePr>
@@ -852,11 +584,11 @@
                     <a:graphicData uri="http://schemas.openxmlformats.org/drawingml/2006/picture">
                       <pic:pic xmlns:pic="http://schemas.openxmlformats.org/drawingml/2006/picture">
                         <pic:nvPicPr>
-                          <pic:cNvPr id="1880502254" name=""/>
+                          <pic:cNvPr id="1790022861" name=""/>
                           <pic:cNvPicPr/>
                         </pic:nvPicPr>
                         <pic:blipFill>
-                          <a:blip r:embed="rId9"/>
+                          <a:blip r:embed="rId10"/>
                           <a:stretch>
                             <a:fillRect/>
                           </a:stretch>
@@ -864,7 +596,7 @@
                         <pic:spPr>
                           <a:xfrm>
                             <a:off x="0" y="0"/>
-                            <a:ext cx="6116320" cy="3399155"/>
+                            <a:ext cx="6116320" cy="2985135"/>
                           </a:xfrm>
                           <a:prstGeom prst="rect">
                             <a:avLst/>
@@ -876,6 +608,56 @@
                 </wp:inline>
               </w:drawing>
             </w:r>
+          </w:p>
+          <w:p>
+            <w:pPr>
+              <w:jc w:val="center"/>
+            </w:pPr>
+            <w:r>
+              <w:rPr>
+                <w:noProof/>
+              </w:rPr>
+              <w:drawing>
+                <wp:inline distT="0" distB="0" distL="0" distR="0" wp14:anchorId="190528B9" wp14:editId="75F80C22">
+                  <wp:extent cx="6116320" cy="2662555"/>
+                  <wp:effectExtent l="0" t="0" r="0" b="4445"/>
+                  <wp:docPr id="2139827816" name="Imagen 1"/>
+                  <wp:cNvGraphicFramePr>
+                    <a:graphicFrameLocks xmlns:a="http://schemas.openxmlformats.org/drawingml/2006/main" noChangeAspect="1"/>
+                  </wp:cNvGraphicFramePr>
+                  <a:graphic xmlns:a="http://schemas.openxmlformats.org/drawingml/2006/main">
+                    <a:graphicData uri="http://schemas.openxmlformats.org/drawingml/2006/picture">
+                      <pic:pic xmlns:pic="http://schemas.openxmlformats.org/drawingml/2006/picture">
+                        <pic:nvPicPr>
+                          <pic:cNvPr id="2139827816" name=""/>
+                          <pic:cNvPicPr/>
+                        </pic:nvPicPr>
+                        <pic:blipFill>
+                          <a:blip r:embed="rId11"/>
+                          <a:stretch>
+                            <a:fillRect/>
+                          </a:stretch>
+                        </pic:blipFill>
+                        <pic:spPr>
+                          <a:xfrm>
+                            <a:off x="0" y="0"/>
+                            <a:ext cx="6116320" cy="2662555"/>
+                          </a:xfrm>
+                          <a:prstGeom prst="rect">
+                            <a:avLst/>
+                          </a:prstGeom>
+                        </pic:spPr>
+                      </pic:pic>
+                    </a:graphicData>
+                  </a:graphic>
+                </wp:inline>
+              </w:drawing>
+            </w:r>
+          </w:p>
+          <w:p>
+            <w:pPr>
+              <w:jc w:val="center"/>
+            </w:pPr>
           </w:p>
           <w:p>
             <w:pPr>
@@ -899,58 +681,12 @@
         <w:rPr>
           <w:b w:val="0"/>
         </w:rPr>
-        <w:t xml:space="preserve">6. Evidencia de </w:t>
+        <w:t>6. Evidencia de evaluación de un estudiante</w:t>
       </w:r>
-      <w:proofErr w:type="spellStart"/>
-      <w:r>
-        <w:rPr>
-          <w:b w:val="0"/>
-        </w:rPr>
-        <w:t>evaluación</w:t>
-      </w:r>
-      <w:proofErr w:type="spellEnd"/>
-      <w:r>
-        <w:rPr>
-          <w:b w:val="0"/>
-        </w:rPr>
-        <w:t xml:space="preserve"> de un </w:t>
-      </w:r>
-      <w:proofErr w:type="spellStart"/>
-      <w:r>
-        <w:rPr>
-          <w:b w:val="0"/>
-        </w:rPr>
-        <w:t>estudiante</w:t>
-      </w:r>
-      <w:proofErr w:type="spellEnd"/>
     </w:p>
     <w:p>
-      <w:proofErr w:type="spellStart"/>
       <w:r>
-        <w:t>C</w:t>
-      </w:r>
-      <w:r>
-        <w:t>aptura</w:t>
-      </w:r>
-      <w:proofErr w:type="spellEnd"/>
-      <w:r>
-        <w:t xml:space="preserve"> del </w:t>
-      </w:r>
-      <w:proofErr w:type="spellStart"/>
-      <w:r>
-        <w:t>instrumento</w:t>
-      </w:r>
-      <w:proofErr w:type="spellEnd"/>
-      <w:r>
-        <w:t xml:space="preserve"> de evaluación ya cumplimentado para un </w:t>
-      </w:r>
-      <w:proofErr w:type="spellStart"/>
-      <w:r>
-        <w:t>alumno</w:t>
-      </w:r>
-      <w:proofErr w:type="spellEnd"/>
-      <w:r>
-        <w:t xml:space="preserve"> o alumna.</w:t>
+        <w:t>Captura del instrumento de evaluación ya cumplimentado para un alumno o alumna.</w:t>
       </w:r>
     </w:p>
     <w:tbl>

--- a/Patallo_Bermudez_Victor_actividad_3a_B2.docx
+++ b/Patallo_Bermudez_Victor_actividad_3a_B2.docx
@@ -242,6 +242,11 @@
     </w:tbl>
     <w:p/>
     <w:p>
+      <w:r>
+        <w:br w:type="page"/>
+      </w:r>
+    </w:p>
+    <w:p>
       <w:pPr>
         <w:pStyle w:val="Ttulo1"/>
       </w:pPr>
@@ -249,6 +254,7 @@
         <w:rPr>
           <w:b w:val="0"/>
         </w:rPr>
+        <w:lastRenderedPageBreak/>
         <w:t>2. Instrucciones dadas al alumnado para la infografía</w:t>
       </w:r>
     </w:p>
@@ -298,11 +304,10 @@
               <w:rPr>
                 <w:noProof/>
               </w:rPr>
-              <w:lastRenderedPageBreak/>
               <w:drawing>
-                <wp:inline distT="0" distB="0" distL="0" distR="0" wp14:anchorId="2C2F7192" wp14:editId="3324BB24">
-                  <wp:extent cx="6116320" cy="2944495"/>
-                  <wp:effectExtent l="0" t="0" r="0" b="8255"/>
+                <wp:inline distT="0" distB="0" distL="0" distR="0" wp14:anchorId="2C2F7192" wp14:editId="713D2CB3">
+                  <wp:extent cx="5080000" cy="2445594"/>
+                  <wp:effectExtent l="0" t="0" r="6350" b="0"/>
                   <wp:docPr id="1556240561" name="Imagen 1"/>
                   <wp:cNvGraphicFramePr>
                     <a:graphicFrameLocks xmlns:a="http://schemas.openxmlformats.org/drawingml/2006/main" noChangeAspect="1"/>
@@ -323,7 +328,7 @@
                         <pic:spPr>
                           <a:xfrm>
                             <a:off x="0" y="0"/>
-                            <a:ext cx="6116320" cy="2944495"/>
+                            <a:ext cx="5088532" cy="2449701"/>
                           </a:xfrm>
                           <a:prstGeom prst="rect">
                             <a:avLst/>
@@ -358,119 +363,10 @@
     </w:p>
     <w:p>
       <w:r>
-        <w:t>Dos evidencias del proceso de elaboración de la infografía por parte del alumnado.</w:t>
-      </w:r>
-    </w:p>
-    <w:p>
-      <w:pPr>
-        <w:pStyle w:val="Listaconvietas"/>
-      </w:pPr>
-      <w:r>
-        <w:t>Evidencia 1: [Insertar imagen, captura o descripción breve]</w:t>
-      </w:r>
-    </w:p>
-    <w:p>
-      <w:pPr>
-        <w:pStyle w:val="Listaconvietas"/>
-      </w:pPr>
-      <w:r>
-        <w:t>Evidencia 2: [Insertar imagen, captura o descripción breve]</w:t>
-      </w:r>
-    </w:p>
-    <w:p/>
-    <w:tbl>
-      <w:tblPr>
-        <w:tblStyle w:val="Tablaconcuadrcula"/>
-        <w:tblW w:w="0" w:type="auto"/>
-        <w:tblLook w:val="04A0" w:firstRow="1" w:lastRow="0" w:firstColumn="1" w:lastColumn="0" w:noHBand="0" w:noVBand="1"/>
-      </w:tblPr>
-      <w:tblGrid>
-        <w:gridCol w:w="9632"/>
-      </w:tblGrid>
-      <w:tr>
-        <w:tc>
-          <w:tcPr>
-            <w:tcW w:w="9632" w:type="dxa"/>
-          </w:tcPr>
-          <w:p>
-            <w:pPr>
-              <w:jc w:val="center"/>
-            </w:pPr>
-            <w:r>
-              <w:rPr>
-                <w:b/>
-                <w:color w:val="6E6E6E"/>
-              </w:rPr>
-              <w:t>ESPACIO PARA INSERTAR EVIDENCIAS / CAPTURAS / ENLACES</w:t>
-            </w:r>
-          </w:p>
-        </w:tc>
-      </w:tr>
-    </w:tbl>
-    <w:p/>
-    <w:p>
-      <w:pPr>
-        <w:pStyle w:val="Ttulo1"/>
-      </w:pPr>
-      <w:r>
-        <w:rPr>
-          <w:b w:val="0"/>
-        </w:rPr>
-        <w:t>4. Enlace a una infografía elaborada por el alumnado</w:t>
-      </w:r>
-    </w:p>
-    <w:p>
-      <w:r>
-        <w:t>Enlace a una de las infografías del alumnado.</w:t>
-      </w:r>
-    </w:p>
-    <w:p>
-      <w:pPr>
-        <w:pStyle w:val="Listaconvietas"/>
-      </w:pPr>
-      <w:r>
-        <w:t>Iniciales del alumno o alumna</w:t>
+        <w:t>Evidencia</w:t>
       </w:r>
       <w:r>
-        <w:t>:</w:t>
-      </w:r>
-    </w:p>
-    <w:p>
-      <w:pPr>
-        <w:pStyle w:val="Listaconvietas"/>
-      </w:pPr>
-      <w:r>
-        <w:t>Grupo</w:t>
-      </w:r>
-      <w:r>
-        <w:t>: DAM1A</w:t>
-      </w:r>
-    </w:p>
-    <w:p>
-      <w:pPr>
-        <w:pStyle w:val="Listaconvietas"/>
-      </w:pPr>
-      <w:r>
-        <w:t>Centro educativo</w:t>
-      </w:r>
-      <w:r>
-        <w:t>: IES Monte Naranco</w:t>
-      </w:r>
-    </w:p>
-    <w:p>
-      <w:pPr>
-        <w:pStyle w:val="Listaconvietas"/>
-      </w:pPr>
-      <w:r>
-        <w:t>Comprobación de que la infografía incluye nombre del centro, curso, materia, profesorado y fecha</w:t>
-      </w:r>
-    </w:p>
-    <w:p>
-      <w:pPr>
-        <w:pStyle w:val="Listaconvietas"/>
-      </w:pPr>
-      <w:r>
-        <w:t>Indicación de que contiene al menos un elemento interactivo</w:t>
+        <w:t xml:space="preserve"> del proceso de elaboración de la infografía por parte del alumnado.</w:t>
       </w:r>
     </w:p>
     <w:tbl>
@@ -493,16 +389,59 @@
             </w:pPr>
             <w:r>
               <w:rPr>
-                <w:b/>
-                <w:color w:val="6E6E6E"/>
+                <w:noProof/>
               </w:rPr>
-              <w:t>ESPACIO PARA INSERTAR EVIDENCIAS / CAPTURAS / ENLACES</w:t>
+              <w:drawing>
+                <wp:inline distT="0" distB="0" distL="0" distR="0" wp14:anchorId="2C94678B" wp14:editId="37299B77">
+                  <wp:extent cx="3613150" cy="2709863"/>
+                  <wp:effectExtent l="0" t="0" r="6350" b="0"/>
+                  <wp:docPr id="846620894" name="Imagen 1"/>
+                  <wp:cNvGraphicFramePr>
+                    <a:graphicFrameLocks xmlns:a="http://schemas.openxmlformats.org/drawingml/2006/main" noChangeAspect="1"/>
+                  </wp:cNvGraphicFramePr>
+                  <a:graphic xmlns:a="http://schemas.openxmlformats.org/drawingml/2006/main">
+                    <a:graphicData uri="http://schemas.openxmlformats.org/drawingml/2006/picture">
+                      <pic:pic xmlns:pic="http://schemas.openxmlformats.org/drawingml/2006/picture">
+                        <pic:nvPicPr>
+                          <pic:cNvPr id="846620894" name="Imagen 846620894"/>
+                          <pic:cNvPicPr/>
+                        </pic:nvPicPr>
+                        <pic:blipFill>
+                          <a:blip r:embed="rId9"/>
+                          <a:stretch>
+                            <a:fillRect/>
+                          </a:stretch>
+                        </pic:blipFill>
+                        <pic:spPr>
+                          <a:xfrm>
+                            <a:off x="0" y="0"/>
+                            <a:ext cx="3622303" cy="2716728"/>
+                          </a:xfrm>
+                          <a:prstGeom prst="rect">
+                            <a:avLst/>
+                          </a:prstGeom>
+                        </pic:spPr>
+                      </pic:pic>
+                    </a:graphicData>
+                  </a:graphic>
+                </wp:inline>
+              </w:drawing>
             </w:r>
+          </w:p>
+          <w:p>
+            <w:pPr>
+              <w:jc w:val="center"/>
+            </w:pPr>
           </w:p>
         </w:tc>
       </w:tr>
     </w:tbl>
     <w:p/>
+    <w:p>
+      <w:r>
+        <w:br w:type="page"/>
+      </w:r>
+    </w:p>
     <w:p>
       <w:pPr>
         <w:pStyle w:val="Ttulo1"/>
@@ -511,6 +450,212 @@
         <w:rPr>
           <w:b w:val="0"/>
         </w:rPr>
+        <w:lastRenderedPageBreak/>
+        <w:t>4. Enlace</w:t>
+      </w:r>
+      <w:r>
+        <w:rPr>
+          <w:b w:val="0"/>
+        </w:rPr>
+        <w:t>s</w:t>
+      </w:r>
+      <w:r>
+        <w:rPr>
+          <w:b w:val="0"/>
+        </w:rPr>
+        <w:t xml:space="preserve"> a infografía</w:t>
+      </w:r>
+      <w:r>
+        <w:rPr>
+          <w:b w:val="0"/>
+        </w:rPr>
+        <w:t>s</w:t>
+      </w:r>
+      <w:r>
+        <w:rPr>
+          <w:b w:val="0"/>
+        </w:rPr>
+        <w:t xml:space="preserve"> elaborada</w:t>
+      </w:r>
+      <w:r>
+        <w:rPr>
+          <w:b w:val="0"/>
+        </w:rPr>
+        <w:t>s</w:t>
+      </w:r>
+      <w:r>
+        <w:rPr>
+          <w:b w:val="0"/>
+        </w:rPr>
+        <w:t xml:space="preserve"> por el alumnado</w:t>
+      </w:r>
+    </w:p>
+    <w:p/>
+    <w:tbl>
+      <w:tblPr>
+        <w:tblStyle w:val="Tablaconcuadrcula"/>
+        <w:tblW w:w="0" w:type="auto"/>
+        <w:tblLook w:val="04A0" w:firstRow="1" w:lastRow="0" w:firstColumn="1" w:lastColumn="0" w:noHBand="0" w:noVBand="1"/>
+      </w:tblPr>
+      <w:tblGrid>
+        <w:gridCol w:w="9848"/>
+      </w:tblGrid>
+      <w:tr>
+        <w:tc>
+          <w:tcPr>
+            <w:tcW w:w="9632" w:type="dxa"/>
+          </w:tcPr>
+          <w:p>
+            <w:pPr>
+              <w:jc w:val="center"/>
+            </w:pPr>
+            <w:hyperlink r:id="rId10" w:history="1">
+              <w:r>
+                <w:rPr>
+                  <w:rStyle w:val="Hipervnculo"/>
+                </w:rPr>
+                <w:t>https://view.genially.com/69d936f99d076ab6bd8638c2</w:t>
+              </w:r>
+            </w:hyperlink>
+          </w:p>
+          <w:p>
+            <w:pPr>
+              <w:jc w:val="center"/>
+            </w:pPr>
+            <w:r>
+              <w:rPr>
+                <w:noProof/>
+              </w:rPr>
+              <w:drawing>
+                <wp:inline distT="0" distB="0" distL="0" distR="0" wp14:anchorId="0F52223A" wp14:editId="0CD013E6">
+                  <wp:extent cx="4632005" cy="2496820"/>
+                  <wp:effectExtent l="0" t="0" r="0" b="0"/>
+                  <wp:docPr id="534513514" name="Imagen 1"/>
+                  <wp:cNvGraphicFramePr>
+                    <a:graphicFrameLocks xmlns:a="http://schemas.openxmlformats.org/drawingml/2006/main" noChangeAspect="1"/>
+                  </wp:cNvGraphicFramePr>
+                  <a:graphic xmlns:a="http://schemas.openxmlformats.org/drawingml/2006/main">
+                    <a:graphicData uri="http://schemas.openxmlformats.org/drawingml/2006/picture">
+                      <pic:pic xmlns:pic="http://schemas.openxmlformats.org/drawingml/2006/picture">
+                        <pic:nvPicPr>
+                          <pic:cNvPr id="534513514" name=""/>
+                          <pic:cNvPicPr/>
+                        </pic:nvPicPr>
+                        <pic:blipFill>
+                          <a:blip r:embed="rId11"/>
+                          <a:stretch>
+                            <a:fillRect/>
+                          </a:stretch>
+                        </pic:blipFill>
+                        <pic:spPr>
+                          <a:xfrm>
+                            <a:off x="0" y="0"/>
+                            <a:ext cx="4635120" cy="2498499"/>
+                          </a:xfrm>
+                          <a:prstGeom prst="rect">
+                            <a:avLst/>
+                          </a:prstGeom>
+                        </pic:spPr>
+                      </pic:pic>
+                    </a:graphicData>
+                  </a:graphic>
+                </wp:inline>
+              </w:drawing>
+            </w:r>
+          </w:p>
+          <w:p>
+            <w:pPr>
+              <w:jc w:val="center"/>
+            </w:pPr>
+          </w:p>
+          <w:p>
+            <w:pPr>
+              <w:jc w:val="center"/>
+            </w:pPr>
+            <w:hyperlink r:id="rId12" w:history="1">
+              <w:r>
+                <w:rPr>
+                  <w:rStyle w:val="Hipervnculo"/>
+                </w:rPr>
+                <w:t>Infografia analisis y refactorizacio</w:t>
+              </w:r>
+              <w:r>
+                <w:rPr>
+                  <w:rStyle w:val="Hipervnculo"/>
+                </w:rPr>
+                <w:t>n</w:t>
+              </w:r>
+              <w:r>
+                <w:rPr>
+                  <w:rStyle w:val="Hipervnculo"/>
+                </w:rPr>
+                <w:t xml:space="preserve"> | Genially</w:t>
+              </w:r>
+            </w:hyperlink>
+          </w:p>
+          <w:p>
+            <w:pPr>
+              <w:jc w:val="center"/>
+            </w:pPr>
+            <w:r>
+              <w:rPr>
+                <w:noProof/>
+              </w:rPr>
+              <w:drawing>
+                <wp:inline distT="0" distB="0" distL="0" distR="0" wp14:anchorId="373423C7" wp14:editId="664D5438">
+                  <wp:extent cx="6116320" cy="3485515"/>
+                  <wp:effectExtent l="0" t="0" r="0" b="635"/>
+                  <wp:docPr id="827591525" name="Imagen 1"/>
+                  <wp:cNvGraphicFramePr>
+                    <a:graphicFrameLocks xmlns:a="http://schemas.openxmlformats.org/drawingml/2006/main" noChangeAspect="1"/>
+                  </wp:cNvGraphicFramePr>
+                  <a:graphic xmlns:a="http://schemas.openxmlformats.org/drawingml/2006/main">
+                    <a:graphicData uri="http://schemas.openxmlformats.org/drawingml/2006/picture">
+                      <pic:pic xmlns:pic="http://schemas.openxmlformats.org/drawingml/2006/picture">
+                        <pic:nvPicPr>
+                          <pic:cNvPr id="827591525" name=""/>
+                          <pic:cNvPicPr/>
+                        </pic:nvPicPr>
+                        <pic:blipFill>
+                          <a:blip r:embed="rId13"/>
+                          <a:stretch>
+                            <a:fillRect/>
+                          </a:stretch>
+                        </pic:blipFill>
+                        <pic:spPr>
+                          <a:xfrm>
+                            <a:off x="0" y="0"/>
+                            <a:ext cx="6116320" cy="3485515"/>
+                          </a:xfrm>
+                          <a:prstGeom prst="rect">
+                            <a:avLst/>
+                          </a:prstGeom>
+                        </pic:spPr>
+                      </pic:pic>
+                    </a:graphicData>
+                  </a:graphic>
+                </wp:inline>
+              </w:drawing>
+            </w:r>
+          </w:p>
+        </w:tc>
+      </w:tr>
+    </w:tbl>
+    <w:p/>
+    <w:p>
+      <w:r>
+        <w:br w:type="page"/>
+      </w:r>
+    </w:p>
+    <w:p>
+      <w:pPr>
+        <w:pStyle w:val="Ttulo1"/>
+      </w:pPr>
+      <w:r>
+        <w:rPr>
+          <w:b w:val="0"/>
+        </w:rPr>
+        <w:lastRenderedPageBreak/>
         <w:t>5. Instrumento de evaluación utilizado</w:t>
       </w:r>
     </w:p>
@@ -521,7 +666,6 @@
     </w:p>
     <w:p>
       <w:r>
-        <w:lastRenderedPageBreak/>
         <w:t>Escala de valoración basada en CE4.a, CE4.c, CE4.d y CE4.f.</w:t>
       </w:r>
     </w:p>
@@ -543,24 +687,12 @@
             <w:pPr>
               <w:jc w:val="center"/>
             </w:pPr>
-            <w:hyperlink r:id="rId9" w:history="1">
+            <w:hyperlink r:id="rId14" w:history="1">
               <w:r>
                 <w:rPr>
                   <w:rStyle w:val="Hipervnculo"/>
                 </w:rPr>
-                <w:t>https://vpbeducastur.github.io/CDD-ENDES/h</w:t>
-              </w:r>
-              <w:r>
-                <w:rPr>
-                  <w:rStyle w:val="Hipervnculo"/>
-                </w:rPr>
-                <w:t>t</w:t>
-              </w:r>
-              <w:r>
-                <w:rPr>
-                  <w:rStyle w:val="Hipervnculo"/>
-                </w:rPr>
-                <w:t>ml/evaluacion.html</w:t>
+                <w:t>https://vpbeducastur.github.io/CDD-ENDES/html/evaluacion.html</w:t>
               </w:r>
             </w:hyperlink>
           </w:p>
@@ -588,7 +720,7 @@
                           <pic:cNvPicPr/>
                         </pic:nvPicPr>
                         <pic:blipFill>
-                          <a:blip r:embed="rId10"/>
+                          <a:blip r:embed="rId15"/>
                           <a:stretch>
                             <a:fillRect/>
                           </a:stretch>
@@ -633,7 +765,7 @@
                           <pic:cNvPicPr/>
                         </pic:nvPicPr>
                         <pic:blipFill>
-                          <a:blip r:embed="rId11"/>
+                          <a:blip r:embed="rId16"/>
                           <a:stretch>
                             <a:fillRect/>
                           </a:stretch>
@@ -674,6 +806,11 @@
     </w:tbl>
     <w:p/>
     <w:p>
+      <w:r>
+        <w:br w:type="page"/>
+      </w:r>
+    </w:p>
+    <w:p>
       <w:pPr>
         <w:pStyle w:val="Ttulo1"/>
       </w:pPr>
@@ -681,12 +818,22 @@
         <w:rPr>
           <w:b w:val="0"/>
         </w:rPr>
-        <w:t>6. Evidencia de evaluación de un estudiante</w:t>
+        <w:lastRenderedPageBreak/>
+        <w:t>6. Evidencia de evaluación de</w:t>
+      </w:r>
+      <w:r>
+        <w:rPr>
+          <w:b w:val="0"/>
+        </w:rPr>
+        <w:t xml:space="preserve"> estudiantes</w:t>
       </w:r>
     </w:p>
     <w:p>
       <w:r>
-        <w:t>Captura del instrumento de evaluación ya cumplimentado para un alumno o alumna.</w:t>
+        <w:t xml:space="preserve">Captura del instrumento de evaluación ya cumplimentado para </w:t>
+      </w:r>
+      <w:r>
+        <w:t>2 de los equipos (de 2, 3 personas)</w:t>
       </w:r>
     </w:p>
     <w:tbl>
@@ -696,7 +843,7 @@
         <w:tblLook w:val="04A0" w:firstRow="1" w:lastRow="0" w:firstColumn="1" w:lastColumn="0" w:noHBand="0" w:noVBand="1"/>
       </w:tblPr>
       <w:tblGrid>
-        <w:gridCol w:w="9632"/>
+        <w:gridCol w:w="9848"/>
       </w:tblGrid>
       <w:tr>
         <w:tc>
@@ -705,15 +852,73 @@
           </w:tcPr>
           <w:p>
             <w:pPr>
-              <w:jc w:val="center"/>
-            </w:pPr>
-            <w:r>
               <w:rPr>
                 <w:b/>
                 <w:color w:val="6E6E6E"/>
               </w:rPr>
-              <w:t>ESPACIO PARA INSERTAR EVIDENCIAS / CAPTURAS / ENLACES</w:t>
+            </w:pPr>
+          </w:p>
+          <w:p>
+            <w:pPr>
+              <w:rPr>
+                <w:b/>
+                <w:color w:val="6E6E6E"/>
+              </w:rPr>
+            </w:pPr>
+            <w:r>
+              <w:rPr>
+                <w:noProof/>
+              </w:rPr>
+              <w:drawing>
+                <wp:inline distT="0" distB="0" distL="0" distR="0" wp14:anchorId="5EC831B4" wp14:editId="4127B270">
+                  <wp:extent cx="6116320" cy="1941195"/>
+                  <wp:effectExtent l="0" t="0" r="0" b="1905"/>
+                  <wp:docPr id="2064984821" name="Imagen 1"/>
+                  <wp:cNvGraphicFramePr>
+                    <a:graphicFrameLocks xmlns:a="http://schemas.openxmlformats.org/drawingml/2006/main" noChangeAspect="1"/>
+                  </wp:cNvGraphicFramePr>
+                  <a:graphic xmlns:a="http://schemas.openxmlformats.org/drawingml/2006/main">
+                    <a:graphicData uri="http://schemas.openxmlformats.org/drawingml/2006/picture">
+                      <pic:pic xmlns:pic="http://schemas.openxmlformats.org/drawingml/2006/picture">
+                        <pic:nvPicPr>
+                          <pic:cNvPr id="2064984821" name=""/>
+                          <pic:cNvPicPr/>
+                        </pic:nvPicPr>
+                        <pic:blipFill>
+                          <a:blip r:embed="rId17"/>
+                          <a:stretch>
+                            <a:fillRect/>
+                          </a:stretch>
+                        </pic:blipFill>
+                        <pic:spPr>
+                          <a:xfrm>
+                            <a:off x="0" y="0"/>
+                            <a:ext cx="6116320" cy="1941195"/>
+                          </a:xfrm>
+                          <a:prstGeom prst="rect">
+                            <a:avLst/>
+                          </a:prstGeom>
+                        </pic:spPr>
+                      </pic:pic>
+                    </a:graphicData>
+                  </a:graphic>
+                </wp:inline>
+              </w:drawing>
             </w:r>
+          </w:p>
+          <w:p>
+            <w:pPr>
+              <w:jc w:val="center"/>
+              <w:rPr>
+                <w:b/>
+                <w:color w:val="6E6E6E"/>
+              </w:rPr>
+            </w:pPr>
+          </w:p>
+          <w:p>
+            <w:pPr>
+              <w:jc w:val="center"/>
+            </w:pPr>
           </w:p>
         </w:tc>
       </w:tr>
@@ -1543,7 +1748,6 @@
   <w:style w:type="character" w:default="1" w:styleId="Fuentedeprrafopredeter">
     <w:name w:val="Default Paragraph Font"/>
     <w:uiPriority w:val="1"/>
-    <w:semiHidden/>
     <w:unhideWhenUsed/>
   </w:style>
   <w:style w:type="table" w:default="1" w:styleId="Tablanormal">

--- a/Patallo_Bermudez_Victor_actividad_3a_B2.docx
+++ b/Patallo_Bermudez_Victor_actividad_3a_B2.docx
@@ -7,8 +7,29 @@
         <w:pStyle w:val="Ttulo"/>
         <w:jc w:val="center"/>
       </w:pPr>
-      <w:r>
-        <w:t>Documento de evidencias - Actividad 3.a B2</w:t>
+      <w:proofErr w:type="spellStart"/>
+      <w:r>
+        <w:t>Documento</w:t>
+      </w:r>
+      <w:proofErr w:type="spellEnd"/>
+      <w:r>
+        <w:t xml:space="preserve"> de </w:t>
+      </w:r>
+      <w:proofErr w:type="spellStart"/>
+      <w:r>
+        <w:t>evidencias</w:t>
+      </w:r>
+      <w:proofErr w:type="spellEnd"/>
+      <w:r>
+        <w:t xml:space="preserve"> - </w:t>
+      </w:r>
+      <w:proofErr w:type="spellStart"/>
+      <w:r>
+        <w:t>Actividad</w:t>
+      </w:r>
+      <w:proofErr w:type="spellEnd"/>
+      <w:r>
+        <w:t xml:space="preserve"> 3.a B2</w:t>
       </w:r>
     </w:p>
     <w:tbl>
@@ -31,8 +52,16 @@
               <w:rPr>
                 <w:b/>
               </w:rPr>
-              <w:t>Nombre y apellidos</w:t>
+              <w:t xml:space="preserve">Nombre y </w:t>
             </w:r>
+            <w:proofErr w:type="spellStart"/>
+            <w:r>
+              <w:rPr>
+                <w:b/>
+              </w:rPr>
+              <w:t>apellidos</w:t>
+            </w:r>
+            <w:proofErr w:type="spellEnd"/>
           </w:p>
         </w:tc>
         <w:tc>
@@ -56,8 +85,16 @@
               <w:rPr>
                 <w:b/>
               </w:rPr>
-              <w:t>Centro educativo</w:t>
+              <w:t xml:space="preserve">Centro </w:t>
             </w:r>
+            <w:proofErr w:type="spellStart"/>
+            <w:r>
+              <w:rPr>
+                <w:b/>
+              </w:rPr>
+              <w:t>educativo</w:t>
+            </w:r>
+            <w:proofErr w:type="spellEnd"/>
           </w:p>
         </w:tc>
         <w:tc>
@@ -77,12 +114,28 @@
             <w:tcW w:w="4816" w:type="dxa"/>
           </w:tcPr>
           <w:p>
+            <w:proofErr w:type="spellStart"/>
             <w:r>
               <w:rPr>
                 <w:b/>
               </w:rPr>
-              <w:t>Módulo / grupo</w:t>
+              <w:t>Módulo</w:t>
             </w:r>
+            <w:proofErr w:type="spellEnd"/>
+            <w:r>
+              <w:rPr>
+                <w:b/>
+              </w:rPr>
+              <w:t xml:space="preserve"> / </w:t>
+            </w:r>
+            <w:proofErr w:type="spellStart"/>
+            <w:r>
+              <w:rPr>
+                <w:b/>
+              </w:rPr>
+              <w:t>grupo</w:t>
+            </w:r>
+            <w:proofErr w:type="spellEnd"/>
           </w:p>
         </w:tc>
         <w:tc>
@@ -90,8 +143,13 @@
             <w:tcW w:w="4816" w:type="dxa"/>
           </w:tcPr>
           <w:p>
+            <w:proofErr w:type="spellStart"/>
             <w:r>
-              <w:t>Entornos de Desarrollo / DAM1A</w:t>
+              <w:t>Entornos</w:t>
+            </w:r>
+            <w:proofErr w:type="spellEnd"/>
+            <w:r>
+              <w:t xml:space="preserve"> de Desarrollo / DAM1A</w:t>
             </w:r>
           </w:p>
         </w:tc>
@@ -102,12 +160,14 @@
             <w:tcW w:w="4816" w:type="dxa"/>
           </w:tcPr>
           <w:p>
+            <w:proofErr w:type="spellStart"/>
             <w:r>
               <w:rPr>
                 <w:b/>
               </w:rPr>
               <w:t>Fecha</w:t>
             </w:r>
+            <w:proofErr w:type="spellEnd"/>
           </w:p>
         </w:tc>
         <w:tc>
@@ -131,24 +191,147 @@
         <w:rPr>
           <w:b w:val="0"/>
         </w:rPr>
-        <w:t>1. Compartición del REA con el alumnado</w:t>
-      </w:r>
+        <w:t xml:space="preserve">1. </w:t>
+      </w:r>
+      <w:proofErr w:type="spellStart"/>
+      <w:r>
+        <w:rPr>
+          <w:b w:val="0"/>
+        </w:rPr>
+        <w:t>Compartición</w:t>
+      </w:r>
+      <w:proofErr w:type="spellEnd"/>
+      <w:r>
+        <w:rPr>
+          <w:b w:val="0"/>
+        </w:rPr>
+        <w:t xml:space="preserve"> del REA con </w:t>
+      </w:r>
+      <w:proofErr w:type="spellStart"/>
+      <w:r>
+        <w:rPr>
+          <w:b w:val="0"/>
+        </w:rPr>
+        <w:t>el</w:t>
+      </w:r>
+      <w:proofErr w:type="spellEnd"/>
+      <w:r>
+        <w:rPr>
+          <w:b w:val="0"/>
+        </w:rPr>
+        <w:t xml:space="preserve"> </w:t>
+      </w:r>
+      <w:proofErr w:type="spellStart"/>
+      <w:r>
+        <w:rPr>
+          <w:b w:val="0"/>
+        </w:rPr>
+        <w:t>alumnado</w:t>
+      </w:r>
+      <w:proofErr w:type="spellEnd"/>
     </w:p>
     <w:p>
-      <w:r>
-        <w:t xml:space="preserve">Evidencia del medio por el que se comparte el enlace al REA con </w:t>
-      </w:r>
-      <w:r>
-        <w:t xml:space="preserve">los estudiantes </w:t>
-      </w:r>
-      <w:r>
-        <w:t>(Teams, Aula Virtual, correo, etc.).</w:t>
+      <w:proofErr w:type="spellStart"/>
+      <w:r>
+        <w:t>Evidencia</w:t>
+      </w:r>
+      <w:proofErr w:type="spellEnd"/>
+      <w:r>
+        <w:t xml:space="preserve"> del medio </w:t>
+      </w:r>
+      <w:proofErr w:type="spellStart"/>
+      <w:r>
+        <w:t>por</w:t>
+      </w:r>
+      <w:proofErr w:type="spellEnd"/>
+      <w:r>
+        <w:t xml:space="preserve"> </w:t>
+      </w:r>
+      <w:proofErr w:type="spellStart"/>
+      <w:r>
+        <w:t>el</w:t>
+      </w:r>
+      <w:proofErr w:type="spellEnd"/>
+      <w:r>
+        <w:t xml:space="preserve"> </w:t>
+      </w:r>
+      <w:proofErr w:type="spellStart"/>
+      <w:r>
+        <w:t>que</w:t>
+      </w:r>
+      <w:proofErr w:type="spellEnd"/>
+      <w:r>
+        <w:t xml:space="preserve"> se </w:t>
+      </w:r>
+      <w:proofErr w:type="spellStart"/>
+      <w:r>
+        <w:t>comparte</w:t>
+      </w:r>
+      <w:proofErr w:type="spellEnd"/>
+      <w:r>
+        <w:t xml:space="preserve"> </w:t>
+      </w:r>
+      <w:proofErr w:type="spellStart"/>
+      <w:r>
+        <w:t>el</w:t>
+      </w:r>
+      <w:proofErr w:type="spellEnd"/>
+      <w:r>
+        <w:t xml:space="preserve"> enlace al REA con </w:t>
+      </w:r>
+      <w:proofErr w:type="spellStart"/>
+      <w:r>
+        <w:t>los</w:t>
+      </w:r>
+      <w:proofErr w:type="spellEnd"/>
+      <w:r>
+        <w:t xml:space="preserve"> </w:t>
+      </w:r>
+      <w:proofErr w:type="spellStart"/>
+      <w:r>
+        <w:t>estudiantes</w:t>
+      </w:r>
+      <w:proofErr w:type="spellEnd"/>
+      <w:r>
+        <w:t xml:space="preserve"> </w:t>
+      </w:r>
+      <w:r>
+        <w:t xml:space="preserve">(Teams, Aula Virtual, </w:t>
+      </w:r>
+      <w:proofErr w:type="spellStart"/>
+      <w:r>
+        <w:t>correo</w:t>
+      </w:r>
+      <w:proofErr w:type="spellEnd"/>
+      <w:r>
+        <w:t>, etc.).</w:t>
       </w:r>
     </w:p>
     <w:p>
       <w:r>
-        <w:t>Se comparte el dia</w:t>
-      </w:r>
+        <w:t xml:space="preserve">Se </w:t>
+      </w:r>
+      <w:proofErr w:type="spellStart"/>
+      <w:r>
+        <w:t>comparte</w:t>
+      </w:r>
+      <w:proofErr w:type="spellEnd"/>
+      <w:r>
+        <w:t xml:space="preserve"> </w:t>
+      </w:r>
+      <w:proofErr w:type="spellStart"/>
+      <w:r>
+        <w:t>el</w:t>
+      </w:r>
+      <w:proofErr w:type="spellEnd"/>
+      <w:r>
+        <w:t xml:space="preserve"> </w:t>
+      </w:r>
+      <w:proofErr w:type="spellStart"/>
+      <w:r>
+        <w:t>dia</w:t>
+      </w:r>
+      <w:proofErr w:type="spellEnd"/>
       <w:r>
         <w:rPr>
           <w:b/>
@@ -164,7 +347,15 @@
         <w:t>26 de Marzo</w:t>
       </w:r>
       <w:r>
-        <w:t xml:space="preserve"> a través de</w:t>
+        <w:t xml:space="preserve"> a </w:t>
+      </w:r>
+      <w:proofErr w:type="spellStart"/>
+      <w:r>
+        <w:t>través</w:t>
+      </w:r>
+      <w:proofErr w:type="spellEnd"/>
+      <w:r>
+        <w:t xml:space="preserve"> de</w:t>
       </w:r>
       <w:r>
         <w:t xml:space="preserve"> </w:t>
@@ -255,19 +446,44 @@
           <w:b w:val="0"/>
         </w:rPr>
         <w:lastRenderedPageBreak/>
-        <w:t>2. Instrucciones dadas al alumnado para la infografía</w:t>
-      </w:r>
-    </w:p>
-    <w:p>
-      <w:r>
-        <w:t xml:space="preserve">Pega aquí las instrucciones proporcionadas al alumnado. </w:t>
-      </w:r>
-      <w:r>
-        <w:t>Dejando</w:t>
-      </w:r>
-      <w:r>
-        <w:t xml:space="preserve"> claro el tema de la infografía, el requisito de que sea interactiva y los datos obligatorios que debe incluir.</w:t>
-      </w:r>
+        <w:t xml:space="preserve">2. </w:t>
+      </w:r>
+      <w:proofErr w:type="spellStart"/>
+      <w:r>
+        <w:rPr>
+          <w:b w:val="0"/>
+        </w:rPr>
+        <w:t>Instrucciones</w:t>
+      </w:r>
+      <w:proofErr w:type="spellEnd"/>
+      <w:r>
+        <w:rPr>
+          <w:b w:val="0"/>
+        </w:rPr>
+        <w:t xml:space="preserve"> dadas al </w:t>
+      </w:r>
+      <w:proofErr w:type="spellStart"/>
+      <w:r>
+        <w:rPr>
+          <w:b w:val="0"/>
+        </w:rPr>
+        <w:t>alumnado</w:t>
+      </w:r>
+      <w:proofErr w:type="spellEnd"/>
+      <w:r>
+        <w:rPr>
+          <w:b w:val="0"/>
+        </w:rPr>
+        <w:t xml:space="preserve"> para la </w:t>
+      </w:r>
+      <w:proofErr w:type="spellStart"/>
+      <w:r>
+        <w:rPr>
+          <w:b w:val="0"/>
+        </w:rPr>
+        <w:t>infografía</w:t>
+      </w:r>
+      <w:proofErr w:type="spellEnd"/>
     </w:p>
     <w:tbl>
       <w:tblPr>
@@ -358,15 +574,87 @@
         <w:rPr>
           <w:b w:val="0"/>
         </w:rPr>
-        <w:t>3. Evidencias de aula del proceso</w:t>
-      </w:r>
+        <w:t xml:space="preserve">3. </w:t>
+      </w:r>
+      <w:proofErr w:type="spellStart"/>
+      <w:r>
+        <w:rPr>
+          <w:b w:val="0"/>
+        </w:rPr>
+        <w:t>Evidencias</w:t>
+      </w:r>
+      <w:proofErr w:type="spellEnd"/>
+      <w:r>
+        <w:rPr>
+          <w:b w:val="0"/>
+        </w:rPr>
+        <w:t xml:space="preserve"> de aula del </w:t>
+      </w:r>
+      <w:proofErr w:type="spellStart"/>
+      <w:r>
+        <w:rPr>
+          <w:b w:val="0"/>
+        </w:rPr>
+        <w:t>proceso</w:t>
+      </w:r>
+      <w:proofErr w:type="spellEnd"/>
     </w:p>
     <w:p>
+      <w:proofErr w:type="spellStart"/>
       <w:r>
         <w:t>Evidencia</w:t>
       </w:r>
-      <w:r>
-        <w:t xml:space="preserve"> del proceso de elaboración de la infografía por parte del alumnado.</w:t>
+      <w:proofErr w:type="spellEnd"/>
+      <w:r>
+        <w:t xml:space="preserve"> del </w:t>
+      </w:r>
+      <w:proofErr w:type="spellStart"/>
+      <w:r>
+        <w:t>proceso</w:t>
+      </w:r>
+      <w:proofErr w:type="spellEnd"/>
+      <w:r>
+        <w:t xml:space="preserve"> de </w:t>
+      </w:r>
+      <w:proofErr w:type="spellStart"/>
+      <w:r>
+        <w:t>elaboración</w:t>
+      </w:r>
+      <w:proofErr w:type="spellEnd"/>
+      <w:r>
+        <w:t xml:space="preserve"> de la </w:t>
+      </w:r>
+      <w:proofErr w:type="spellStart"/>
+      <w:r>
+        <w:t>infografía</w:t>
+      </w:r>
+      <w:proofErr w:type="spellEnd"/>
+      <w:r>
+        <w:t xml:space="preserve"> </w:t>
+      </w:r>
+      <w:proofErr w:type="spellStart"/>
+      <w:r>
+        <w:t>por</w:t>
+      </w:r>
+      <w:proofErr w:type="spellEnd"/>
+      <w:r>
+        <w:t xml:space="preserve"> </w:t>
+      </w:r>
+      <w:proofErr w:type="spellStart"/>
+      <w:r>
+        <w:t>parte</w:t>
+      </w:r>
+      <w:proofErr w:type="spellEnd"/>
+      <w:r>
+        <w:t xml:space="preserve"> del </w:t>
+      </w:r>
+      <w:proofErr w:type="spellStart"/>
+      <w:r>
+        <w:t>alumnado</w:t>
+      </w:r>
+      <w:proofErr w:type="spellEnd"/>
+      <w:r>
+        <w:t>.</w:t>
       </w:r>
     </w:p>
     <w:tbl>
@@ -463,7 +751,28 @@
         <w:rPr>
           <w:b w:val="0"/>
         </w:rPr>
-        <w:t xml:space="preserve"> a infografía</w:t>
+        <w:t xml:space="preserve"> </w:t>
+      </w:r>
+      <w:proofErr w:type="gramStart"/>
+      <w:r>
+        <w:rPr>
+          <w:b w:val="0"/>
+        </w:rPr>
+        <w:t>a</w:t>
+      </w:r>
+      <w:proofErr w:type="gramEnd"/>
+      <w:r>
+        <w:rPr>
+          <w:b w:val="0"/>
+        </w:rPr>
+        <w:t xml:space="preserve"> </w:t>
+      </w:r>
+      <w:proofErr w:type="spellStart"/>
+      <w:r>
+        <w:rPr>
+          <w:b w:val="0"/>
+        </w:rPr>
+        <w:t>infografía</w:t>
       </w:r>
       <w:r>
         <w:rPr>
@@ -471,11 +780,19 @@
         </w:rPr>
         <w:t>s</w:t>
       </w:r>
+      <w:proofErr w:type="spellEnd"/>
       <w:r>
         <w:rPr>
           <w:b w:val="0"/>
         </w:rPr>
-        <w:t xml:space="preserve"> elaborada</w:t>
+        <w:t xml:space="preserve"> </w:t>
+      </w:r>
+      <w:proofErr w:type="spellStart"/>
+      <w:r>
+        <w:rPr>
+          <w:b w:val="0"/>
+        </w:rPr>
+        <w:t>elaborada</w:t>
       </w:r>
       <w:r>
         <w:rPr>
@@ -483,12 +800,49 @@
         </w:rPr>
         <w:t>s</w:t>
       </w:r>
+      <w:proofErr w:type="spellEnd"/>
       <w:r>
         <w:rPr>
           <w:b w:val="0"/>
         </w:rPr>
-        <w:t xml:space="preserve"> por el alumnado</w:t>
-      </w:r>
+        <w:t xml:space="preserve"> </w:t>
+      </w:r>
+      <w:proofErr w:type="spellStart"/>
+      <w:r>
+        <w:rPr>
+          <w:b w:val="0"/>
+        </w:rPr>
+        <w:t>por</w:t>
+      </w:r>
+      <w:proofErr w:type="spellEnd"/>
+      <w:r>
+        <w:rPr>
+          <w:b w:val="0"/>
+        </w:rPr>
+        <w:t xml:space="preserve"> </w:t>
+      </w:r>
+      <w:proofErr w:type="spellStart"/>
+      <w:r>
+        <w:rPr>
+          <w:b w:val="0"/>
+        </w:rPr>
+        <w:t>el</w:t>
+      </w:r>
+      <w:proofErr w:type="spellEnd"/>
+      <w:r>
+        <w:rPr>
+          <w:b w:val="0"/>
+        </w:rPr>
+        <w:t xml:space="preserve"> </w:t>
+      </w:r>
+      <w:proofErr w:type="spellStart"/>
+      <w:r>
+        <w:rPr>
+          <w:b w:val="0"/>
+        </w:rPr>
+        <w:t>alumnado</w:t>
+      </w:r>
+      <w:proofErr w:type="spellEnd"/>
     </w:p>
     <w:p/>
     <w:tbl>
@@ -573,11 +927,40 @@
               <w:jc w:val="center"/>
             </w:pPr>
             <w:hyperlink r:id="rId12" w:history="1">
+              <w:proofErr w:type="spellStart"/>
               <w:r>
                 <w:rPr>
                   <w:rStyle w:val="Hipervnculo"/>
                 </w:rPr>
-                <w:t>Infografia analisis y refactorizacio</w:t>
+                <w:t>Infografia</w:t>
+              </w:r>
+              <w:proofErr w:type="spellEnd"/>
+              <w:r>
+                <w:rPr>
+                  <w:rStyle w:val="Hipervnculo"/>
+                </w:rPr>
+                <w:t xml:space="preserve"> </w:t>
+              </w:r>
+              <w:proofErr w:type="spellStart"/>
+              <w:r>
+                <w:rPr>
+                  <w:rStyle w:val="Hipervnculo"/>
+                </w:rPr>
+                <w:t>analisis</w:t>
+              </w:r>
+              <w:proofErr w:type="spellEnd"/>
+              <w:r>
+                <w:rPr>
+                  <w:rStyle w:val="Hipervnculo"/>
+                </w:rPr>
+                <w:t xml:space="preserve"> y </w:t>
+              </w:r>
+              <w:proofErr w:type="spellStart"/>
+              <w:r>
+                <w:rPr>
+                  <w:rStyle w:val="Hipervnculo"/>
+                </w:rPr>
+                <w:t>refactorizacio</w:t>
               </w:r>
               <w:r>
                 <w:rPr>
@@ -585,6 +968,7 @@
                 </w:rPr>
                 <w:t>n</w:t>
               </w:r>
+              <w:proofErr w:type="spellEnd"/>
               <w:r>
                 <w:rPr>
                   <w:rStyle w:val="Hipervnculo"/>
@@ -656,17 +1040,141 @@
           <w:b w:val="0"/>
         </w:rPr>
         <w:lastRenderedPageBreak/>
-        <w:t>5. Instrumento de evaluación utilizado</w:t>
-      </w:r>
+        <w:t xml:space="preserve">5. </w:t>
+      </w:r>
+      <w:proofErr w:type="spellStart"/>
+      <w:r>
+        <w:rPr>
+          <w:b w:val="0"/>
+        </w:rPr>
+        <w:t>Instrumento</w:t>
+      </w:r>
+      <w:proofErr w:type="spellEnd"/>
+      <w:r>
+        <w:rPr>
+          <w:b w:val="0"/>
+        </w:rPr>
+        <w:t xml:space="preserve"> de </w:t>
+      </w:r>
+      <w:proofErr w:type="spellStart"/>
+      <w:r>
+        <w:rPr>
+          <w:b w:val="0"/>
+        </w:rPr>
+        <w:t>evaluación</w:t>
+      </w:r>
+      <w:proofErr w:type="spellEnd"/>
+      <w:r>
+        <w:rPr>
+          <w:b w:val="0"/>
+        </w:rPr>
+        <w:t xml:space="preserve"> </w:t>
+      </w:r>
+      <w:proofErr w:type="spellStart"/>
+      <w:r>
+        <w:rPr>
+          <w:b w:val="0"/>
+        </w:rPr>
+        <w:t>utilizado</w:t>
+      </w:r>
+      <w:proofErr w:type="spellEnd"/>
     </w:p>
     <w:p>
       <w:r>
-        <w:t>A continuación, se indica aquí el instrumento de evaluación empleado para valorar la infografía.</w:t>
+        <w:t xml:space="preserve">A </w:t>
+      </w:r>
+      <w:proofErr w:type="spellStart"/>
+      <w:r>
+        <w:t>continuación</w:t>
+      </w:r>
+      <w:proofErr w:type="spellEnd"/>
+      <w:r>
+        <w:t xml:space="preserve">, se indica </w:t>
+      </w:r>
+      <w:proofErr w:type="spellStart"/>
+      <w:r>
+        <w:t>aquí</w:t>
+      </w:r>
+      <w:proofErr w:type="spellEnd"/>
+      <w:r>
+        <w:t xml:space="preserve"> </w:t>
+      </w:r>
+      <w:proofErr w:type="spellStart"/>
+      <w:r>
+        <w:t>el</w:t>
+      </w:r>
+      <w:proofErr w:type="spellEnd"/>
+      <w:r>
+        <w:t xml:space="preserve"> </w:t>
+      </w:r>
+      <w:proofErr w:type="spellStart"/>
+      <w:r>
+        <w:t>instrumento</w:t>
+      </w:r>
+      <w:proofErr w:type="spellEnd"/>
+      <w:r>
+        <w:t xml:space="preserve"> de </w:t>
+      </w:r>
+      <w:proofErr w:type="spellStart"/>
+      <w:r>
+        <w:t>evaluación</w:t>
+      </w:r>
+      <w:proofErr w:type="spellEnd"/>
+      <w:r>
+        <w:t xml:space="preserve"> </w:t>
+      </w:r>
+      <w:proofErr w:type="spellStart"/>
+      <w:r>
+        <w:t>empleado</w:t>
+      </w:r>
+      <w:proofErr w:type="spellEnd"/>
+      <w:r>
+        <w:t xml:space="preserve"> para </w:t>
+      </w:r>
+      <w:proofErr w:type="spellStart"/>
+      <w:r>
+        <w:t>valorar</w:t>
+      </w:r>
+      <w:proofErr w:type="spellEnd"/>
+      <w:r>
+        <w:t xml:space="preserve"> la </w:t>
+      </w:r>
+      <w:proofErr w:type="spellStart"/>
+      <w:r>
+        <w:t>infografía</w:t>
+      </w:r>
+      <w:proofErr w:type="spellEnd"/>
+      <w:r>
+        <w:t>.</w:t>
       </w:r>
     </w:p>
     <w:p>
       <w:r>
-        <w:t>Escala de valoración basada en CE4.a, CE4.c, CE4.d y CE4.f.</w:t>
+        <w:t xml:space="preserve">Escala de </w:t>
+      </w:r>
+      <w:proofErr w:type="spellStart"/>
+      <w:r>
+        <w:t>valoración</w:t>
+      </w:r>
+      <w:proofErr w:type="spellEnd"/>
+      <w:r>
+        <w:t xml:space="preserve"> </w:t>
+      </w:r>
+      <w:proofErr w:type="spellStart"/>
+      <w:r>
+        <w:t>basada</w:t>
+      </w:r>
+      <w:proofErr w:type="spellEnd"/>
+      <w:r>
+        <w:t xml:space="preserve"> </w:t>
+      </w:r>
+      <w:proofErr w:type="spellStart"/>
+      <w:r>
+        <w:t>en</w:t>
+      </w:r>
+      <w:proofErr w:type="spellEnd"/>
+      <w:r>
+        <w:t xml:space="preserve"> CE4.a, CE4.c, CE4.d y CE4.f.</w:t>
       </w:r>
     </w:p>
     <w:tbl>
@@ -819,21 +1327,110 @@
           <w:b w:val="0"/>
         </w:rPr>
         <w:lastRenderedPageBreak/>
-        <w:t>6. Evidencia de evaluación de</w:t>
-      </w:r>
+        <w:t xml:space="preserve">6. </w:t>
+      </w:r>
+      <w:proofErr w:type="spellStart"/>
       <w:r>
         <w:rPr>
           <w:b w:val="0"/>
         </w:rPr>
-        <w:t xml:space="preserve"> estudiantes</w:t>
-      </w:r>
+        <w:t>Evidencia</w:t>
+      </w:r>
+      <w:proofErr w:type="spellEnd"/>
+      <w:r>
+        <w:rPr>
+          <w:b w:val="0"/>
+        </w:rPr>
+        <w:t xml:space="preserve"> de </w:t>
+      </w:r>
+      <w:proofErr w:type="spellStart"/>
+      <w:r>
+        <w:rPr>
+          <w:b w:val="0"/>
+        </w:rPr>
+        <w:t>evaluación</w:t>
+      </w:r>
+      <w:proofErr w:type="spellEnd"/>
+      <w:r>
+        <w:rPr>
+          <w:b w:val="0"/>
+        </w:rPr>
+        <w:t xml:space="preserve"> de</w:t>
+      </w:r>
+      <w:r>
+        <w:rPr>
+          <w:b w:val="0"/>
+        </w:rPr>
+        <w:t xml:space="preserve"> </w:t>
+      </w:r>
+      <w:proofErr w:type="spellStart"/>
+      <w:r>
+        <w:rPr>
+          <w:b w:val="0"/>
+        </w:rPr>
+        <w:t>estudiantes</w:t>
+      </w:r>
+      <w:proofErr w:type="spellEnd"/>
     </w:p>
     <w:p>
-      <w:r>
-        <w:t xml:space="preserve">Captura del instrumento de evaluación ya cumplimentado para </w:t>
-      </w:r>
-      <w:r>
-        <w:t>2 de los equipos (de 2, 3 personas)</w:t>
+      <w:proofErr w:type="spellStart"/>
+      <w:r>
+        <w:t>Captura</w:t>
+      </w:r>
+      <w:proofErr w:type="spellEnd"/>
+      <w:r>
+        <w:t xml:space="preserve"> del </w:t>
+      </w:r>
+      <w:proofErr w:type="spellStart"/>
+      <w:r>
+        <w:t>instrumento</w:t>
+      </w:r>
+      <w:proofErr w:type="spellEnd"/>
+      <w:r>
+        <w:t xml:space="preserve"> de </w:t>
+      </w:r>
+      <w:proofErr w:type="spellStart"/>
+      <w:r>
+        <w:t>evaluación</w:t>
+      </w:r>
+      <w:proofErr w:type="spellEnd"/>
+      <w:r>
+        <w:t xml:space="preserve"> </w:t>
+      </w:r>
+      <w:proofErr w:type="spellStart"/>
+      <w:r>
+        <w:t>ya</w:t>
+      </w:r>
+      <w:proofErr w:type="spellEnd"/>
+      <w:r>
+        <w:t xml:space="preserve"> </w:t>
+      </w:r>
+      <w:proofErr w:type="spellStart"/>
+      <w:r>
+        <w:t>cumplimentado</w:t>
+      </w:r>
+      <w:proofErr w:type="spellEnd"/>
+      <w:r>
+        <w:t xml:space="preserve"> para </w:t>
+      </w:r>
+      <w:r>
+        <w:t xml:space="preserve">2 de </w:t>
+      </w:r>
+      <w:proofErr w:type="spellStart"/>
+      <w:r>
+        <w:t>los</w:t>
+      </w:r>
+      <w:proofErr w:type="spellEnd"/>
+      <w:r>
+        <w:t xml:space="preserve"> </w:t>
+      </w:r>
+      <w:proofErr w:type="spellStart"/>
+      <w:r>
+        <w:t>equipos</w:t>
+      </w:r>
+      <w:proofErr w:type="spellEnd"/>
+      <w:r>
+        <w:t xml:space="preserve"> (de 2, 3 personas)</w:t>
       </w:r>
     </w:p>
     <w:tbl>
